--- a/resume_create/out_resume_shelby-temple_2026-07-14.docx
+++ b/resume_create/out_resume_shelby-temple_2026-07-14.docx
@@ -7,7 +7,7 @@
         <w:pStyle w:val="ResumeName"/>
       </w:pPr>
       <w:r>
-        <w:t>Shelby Temple</w:t>
+        <w:t>SHELBY TEMPLE</w:t>
       </w:r>
     </w:p>
     <w:p>
@@ -31,7 +31,7 @@
     </w:p>
     <w:p>
       <w:r>
-        <w:t>Analytics and data science leader with 12+ years building marketing measurement, attribution, and advanced analytics capabilities for Fortune 100 firms managing $1B+ annual, multi-channel marketing budgets. Deep expertise in Marketing Mix Modeling, multi-touch attribution, causal inference, and A/B testing/experimentation, with a track record of translating complex model findings into executive-ready decisions for senior leadership and cross-functional stakeholders. 6+ years leading and scaling cross-functional data science teams (including offshore/onshore contractor resources), with a proven record of mentoring analysts and data scientists and driving multi-million dollar measurement ROI.</w:t>
+        <w:t>Analytics and data science leader with 12+ years of experience building and scaling marketing measurement, experimentation, and analytics capabilities for Fortune 100 companies with $1B+ annual, multi-channel marketing budgets. Hands-on expertise across Marketing Mix Modeling (MMM), multi-touch attribution (MTA), causal/uplift modeling, and propensity and segmentation analysis. Experienced presenting technical findings to senior leadership, including SVPs, to inform roadmap and budget decisions. 8+ years managing direct reports and large onshore/offshore vendor teams (12+ contractors), with a consistent record of hiring, developing, and retaining high-performing analytics talent.</w:t>
       </w:r>
     </w:p>
     <w:p>
@@ -71,7 +71,7 @@
         <w:spacing w:after="120"/>
       </w:pPr>
       <w:r>
-        <w:t>Master of Science in Data Science</w:t>
+        <w:t>M.S., Data Science</w:t>
       </w:r>
     </w:p>
     <w:p>
@@ -100,7 +100,7 @@
         <w:spacing w:after="120"/>
       </w:pPr>
       <w:r>
-        <w:t>Bachelor of Science, Mathematics and Economics (double major)</w:t>
+        <w:t>B.S., Mathematics &amp; Economics (double major)</w:t>
       </w:r>
     </w:p>
     <w:p>
@@ -132,7 +132,7 @@
           <w:color w:val="444444"/>
         </w:rPr>
         <w:tab/>
-        <w:t>Jan 2023 – Current</w:t>
+        <w:t>Jan 2023 – Present</w:t>
       </w:r>
     </w:p>
     <w:p>
@@ -140,7 +140,7 @@
         <w:pStyle w:val="ResumeEntryTitle"/>
       </w:pPr>
       <w:r>
-        <w:t>Associate Director | Advanced Analytics and Innovation</w:t>
+        <w:t>Associate Director, Advanced Analytics and Innovation</w:t>
       </w:r>
     </w:p>
     <w:p>
@@ -148,7 +148,7 @@
         <w:pStyle w:val="ListBullet"/>
       </w:pPr>
       <w:r>
-        <w:t>Solution owner of AbbVie's Marketing Mix Modeling (MMM) solution, the primary data-driven input optimizing $1B+ annual, multi-channel, multi-brand marketing budget, powered by 20+ data pipelines and 20 Bayesian linear regression models; in-housed the solution, saving an expected $2M annually</w:t>
+        <w:t>Solution owner for AbbVie's Marketing Mix Modeling (MMM) product — the primary data-driven input optimizing $1B+ in annual, multi-channel, multi-brand marketing spend; solution powered by 20+ data pipelines and 20 Bayesian regression models, managed with continuous, product-style innovation</w:t>
       </w:r>
     </w:p>
     <w:p>
@@ -156,7 +156,7 @@
         <w:pStyle w:val="ListBullet"/>
       </w:pPr>
       <w:r>
-        <w:t>Led implementation of AbbVie's first GBM-based multi-touch attribution (MTA) model, a model-derived measurement solution used to optimize marketing spend</w:t>
+        <w:t>Led implementation of a GBM-based multi-touch attribution (MTA) model — AbbVie's first model-derived measurement solution</w:t>
       </w:r>
     </w:p>
     <w:p>
@@ -164,7 +164,7 @@
         <w:pStyle w:val="ListBullet"/>
       </w:pPr>
       <w:r>
-        <w:t>Led design and implementation of a custom web application enabling 50+ business analysts to run interactive decision tree analysis, saving 200+ hours annually and improving insight quality</w:t>
+        <w:t>Led design and implementation of a self-serve web application enabling 50+ business analysts to run interactive decision-tree analysis, saving 200+ hours/year and helping analysts surface insights they might otherwise have missed</w:t>
       </w:r>
     </w:p>
     <w:p>
@@ -172,7 +172,7 @@
         <w:pStyle w:val="ListBullet"/>
       </w:pPr>
       <w:r>
-        <w:t>Built a time-series anomaly detection solution saving 600+ hours per year</w:t>
+        <w:t>Built a time-series data anomaly detection solution saving 600+ hours/year</w:t>
       </w:r>
     </w:p>
     <w:p>
@@ -180,7 +180,15 @@
         <w:pStyle w:val="ListBullet"/>
       </w:pPr>
       <w:r>
-        <w:t>Lead 3 direct reports and manage 12+ onshore/offshore contractor resources; mentor aspiring data scientists across 3 cross-functional development programs</w:t>
+        <w:t>Lead a team of 3 direct reports and 12 onshore/offshore contractors</w:t>
+      </w:r>
+    </w:p>
+    <w:p>
+      <w:pPr>
+        <w:pStyle w:val="ListBullet"/>
+      </w:pPr>
+      <w:r>
+        <w:t>Serve as cross-functional mentor across 3 mentorships, overseeing career development plans for aspiring data scientists</w:t>
       </w:r>
     </w:p>
     <w:p>
@@ -189,7 +197,7 @@
         <w:spacing w:after="160"/>
       </w:pPr>
       <w:r>
-        <w:t>Recipient of Data Scientist of the Year at AbbVie (2025)</w:t>
+        <w:t>Recipient of AbbVie Data Scientist of the Year (2025)</w:t>
       </w:r>
     </w:p>
     <w:p>
@@ -218,7 +226,7 @@
         <w:pStyle w:val="ResumeEntryTitle"/>
       </w:pPr>
       <w:r>
-        <w:t>Lead Data Scientist | Marketing Analytics and Data Science</w:t>
+        <w:t>Lead Data Scientist, Marketing Analytics and Data Science</w:t>
       </w:r>
     </w:p>
     <w:p>
@@ -226,7 +234,7 @@
         <w:pStyle w:val="ListBullet"/>
       </w:pPr>
       <w:r>
-        <w:t>Principal developer building a new B2B multi-touch attribution (MTA) marketing measurement solution from the ground up, used to optimize marketing budget allocation impacting millions of dollars in annual spend across marketing and salesforce</w:t>
+        <w:t>Principal developer of a new B2B multi-touch attribution (MTA) marketing measurement solution built from the ground up, used to optimize the entire marketing budget — impacting millions of dollars in annual spend across marketing and salesforce</w:t>
       </w:r>
     </w:p>
     <w:p>
@@ -234,15 +242,7 @@
         <w:pStyle w:val="ListBullet"/>
       </w:pPr>
       <w:r>
-        <w:t>Owned end-to-end delivery of new measurement capabilities: roadmap planning, data engineering, modeling, and executive stakeholder presentations up to SVP level</w:t>
-      </w:r>
-    </w:p>
-    <w:p>
-      <w:pPr>
-        <w:pStyle w:val="ListBullet"/>
-      </w:pPr>
-      <w:r>
-        <w:t>Used BigQuery and Snowflake SQL for data manipulation, Python for modeling, and Tableau for dashboarding</w:t>
+        <w:t>Owned the end-to-end build of this new capability: roadmap, data engineering (BigQuery, Snowflake SQL), modeling (Python), and dashboarding (Tableau), including presentations to stakeholders such as SVPs</w:t>
       </w:r>
     </w:p>
     <w:p>
@@ -251,7 +251,7 @@
         <w:spacing w:after="160"/>
       </w:pPr>
       <w:r>
-        <w:t>Led 3 direct reports and 3 contractor resources contributing to the MTA build</w:t>
+        <w:t>Led 3 direct reports and 3 contractor resources contributing to the projects</w:t>
       </w:r>
     </w:p>
     <w:p>
@@ -280,7 +280,7 @@
         <w:pStyle w:val="ResumeEntryTitle"/>
       </w:pPr>
       <w:r>
-        <w:t>Senior Data Scientist | Customer Acquisition &amp; Product Strategy</w:t>
+        <w:t>Senior Data Scientist, Customer Acquisition &amp; Product Strategy</w:t>
       </w:r>
     </w:p>
     <w:p>
@@ -288,7 +288,7 @@
         <w:pStyle w:val="ListBullet"/>
       </w:pPr>
       <w:r>
-        <w:t>Built a machine learning model (Python) to predict prospect conversion probability, re-prioritizing underwriter lead-working order from received-order to model-ranked order</w:t>
+        <w:t>Built a machine learning model (Python) to predict prospects' probability of converting into new customers, replacing first-in/first-out lead handling with ML-prioritized lead routing for underwriters</w:t>
       </w:r>
     </w:p>
     <w:p>
@@ -296,7 +296,7 @@
         <w:pStyle w:val="ListBullet"/>
       </w:pPr>
       <w:r>
-        <w:t>Drove an increase in total new customers acquired, generating approximately $670K in incremental annual written premium</w:t>
+        <w:t>This project increased total new customers acquired, generating approximately $670K in incremental written premium annually</w:t>
       </w:r>
     </w:p>
     <w:p>
@@ -305,7 +305,7 @@
         <w:spacing w:after="160"/>
       </w:pPr>
       <w:r>
-        <w:t>Established a new approach for measuring customer acquisition after identifying existing measurement and KPIs as unideal</w:t>
+        <w:t>Established a new approach for measuring customer acquisition at Argo, replacing existing measurement and KPIs that were unideal</w:t>
       </w:r>
     </w:p>
     <w:p>
@@ -334,7 +334,7 @@
         <w:pStyle w:val="ResumeEntryTitle"/>
       </w:pPr>
       <w:r>
-        <w:t>Lead Data Scientist | Marketing Analytics and Data Science</w:t>
+        <w:t>Lead Data Scientist, Marketing Analytics and Data Science</w:t>
       </w:r>
     </w:p>
     <w:p>
@@ -342,7 +342,7 @@
         <w:pStyle w:val="ListBullet"/>
       </w:pPr>
       <w:r>
-        <w:t>Led effort to in-house Marketing Mix Modeling using a Bayesian solution built in PyMC, saving ~$800K annually by eliminating an external vendor; insights informed cross-channel performance assessment for a $1B+ annual budget</w:t>
+        <w:t>Deployed Allstate's most sophisticated real-time bidding machine learning solution to date — the first to leverage lifetime customer value and run the campaign directly in the marketing platform — optimizing $20K/day</w:t>
       </w:r>
     </w:p>
     <w:p>
@@ -350,7 +350,7 @@
         <w:pStyle w:val="ListBullet"/>
       </w:pPr>
       <w:r>
-        <w:t>Deployed Allstate's most sophisticated real-time bidding ML solution, the first to leverage lifetime customer value and directly run campaigns in the marketing platform, optimizing $20K/day in spend</w:t>
+        <w:t>Led the effort to in-house Marketing Mix Modeling using a Bayesian solution built via PyMC, saving approximately $300K annually by eliminating an external vendor; insights used to assess cross-channel performance for an overall annual budget of $1B+</w:t>
       </w:r>
     </w:p>
     <w:p>
@@ -358,7 +358,7 @@
         <w:pStyle w:val="ListBullet"/>
       </w:pPr>
       <w:r>
-        <w:t>Engineered Allstate's offline Multi-Touch Attribution system for search engine and click-to-call channels</w:t>
+        <w:t>Completed advanced marketing data science projects including uplift and causal modeling (PyLift, CausalML, CausalImpact) and engineering Allstate's offline multi-touch attribution system for search engines and click-to-call channels</w:t>
       </w:r>
     </w:p>
     <w:p>
@@ -366,7 +366,7 @@
         <w:pStyle w:val="ListBullet"/>
       </w:pPr>
       <w:r>
-        <w:t>Completed advanced causal/uplift modeling using PyLift, CausalML, and CausalImpact</w:t>
+        <w:t>Built Tableau dashboards regularly used by 100+ stakeholders</w:t>
       </w:r>
     </w:p>
     <w:p>
@@ -375,23 +375,7 @@
         <w:spacing w:after="160"/>
       </w:pPr>
       <w:r>
-        <w:t>Built Tableau dashboards regularly used by 100+ stakeholders; managed 5 reports responsible for Python, SQL, and Tableau development and performance</w:t>
-      </w:r>
-    </w:p>
-    <w:p>
-      <w:pPr>
-        <w:pStyle w:val="ResumeSection"/>
-        <w:pBdr>
-          <w:bottom w:val="single" w:sz="6" w:space="2" w:color="1F2A44"/>
-        </w:pBdr>
-      </w:pPr>
-      <w:r>
-        <w:t>Skills</w:t>
-      </w:r>
-    </w:p>
-    <w:p>
-      <w:r>
-        <w:t>Marketing Mix Modeling (MMM), Multi-Touch Attribution (MTA), Causal Inference, A/B Testing &amp; Experimentation, Uplift &amp; Causal Modeling (PyLift, CausalML, CausalImpact), Marketing Measurement Science, SQL, BigQuery, Snowflake, Python, R, Tableau, Dataiku, Sagemaker, Google Ads, Adobe Analytics, Stakeholder Management, Change Management, Team Leadership &amp; Mentoring, Data Science End-to-End Project Facilitation, Building GBM Based Models, Linear/Logistic Regression, Principal Component Analysis, Customer Segmentation, Propensity &amp; Churn Analysis, Data Visualization Best Practices, Web Application &amp; Dashboard Development, Graph Database &amp; Graph Analytics, AI Assisted Coding, Claude Code, Github, Neo4j</w:t>
+        <w:t>Managed 5 direct reports, responsible for their development (on tools such as Python, SQL, and Tableau) and performance</w:t>
       </w:r>
     </w:p>
     <w:sectPr>
